--- a/img/camiseta/camiseta_6/imprimir_lamina_para_sublimar.docx
+++ b/img/camiseta/camiseta_6/imprimir_lamina_para_sublimar.docx
@@ -15,7 +15,7 @@
               <a:graphicData uri="http://schemas.openxmlformats.org/drawingml/2006/picture">
                 <pic:pic>
                   <pic:nvPicPr>
-                    <pic:cNvPr id="0" name="lamina_espaldar_camiseta_6.png"/>
+                    <pic:cNvPr id="0" name="lamina_frontal_camiseta_6.png"/>
                     <pic:cNvPicPr/>
                   </pic:nvPicPr>
                   <pic:blipFill>
@@ -52,7 +52,7 @@
               <a:graphicData uri="http://schemas.openxmlformats.org/drawingml/2006/picture">
                 <pic:pic>
                   <pic:nvPicPr>
-                    <pic:cNvPr id="0" name="lamina_espaldar_camiseta_6.png"/>
+                    <pic:cNvPr id="0" name="lamina_frontal_camiseta_6.png"/>
                     <pic:cNvPicPr/>
                   </pic:nvPicPr>
                   <pic:blipFill>

--- a/img/camiseta/camiseta_6/imprimir_lamina_para_sublimar.docx
+++ b/img/camiseta/camiseta_6/imprimir_lamina_para_sublimar.docx
@@ -15,7 +15,7 @@
               <a:graphicData uri="http://schemas.openxmlformats.org/drawingml/2006/picture">
                 <pic:pic>
                   <pic:nvPicPr>
-                    <pic:cNvPr id="0" name="lamina_frontal_camiseta_6.png"/>
+                    <pic:cNvPr id="0" name="lamina_espaldar_camiseta_6.png"/>
                     <pic:cNvPicPr/>
                   </pic:nvPicPr>
                   <pic:blipFill>
@@ -52,7 +52,7 @@
               <a:graphicData uri="http://schemas.openxmlformats.org/drawingml/2006/picture">
                 <pic:pic>
                   <pic:nvPicPr>
-                    <pic:cNvPr id="0" name="lamina_frontal_camiseta_6.png"/>
+                    <pic:cNvPr id="0" name="lamina_espaldar_camiseta_6.png"/>
                     <pic:cNvPicPr/>
                   </pic:nvPicPr>
                   <pic:blipFill>
